--- a/PedSurgInt_submission.docx
+++ b/PedSurgInt_submission.docx
@@ -9415,352 +9415,127 @@
     </w:p>
     <w:p>
       <w:r>
-        <w:t xml:space="preserve">1. Nehra D, Goldstein AM. Intestinal malrotation: varied clinical presentation from infancy through adulthood. </w:t>
-      </w:r>
-      <w:r>
-        <w:rPr>
-          <w:i/>
-        </w:rPr>
-        <w:t>Surgery</w:t>
-      </w:r>
-      <w:r>
-        <w:t>. 2011;149(3):386-393.</w:t>
+        <w:t>1. Nehra D, Goldstein AM (2011) Intestinal malrotation: varied clinical presentation from infancy through adulthood. Surgery 149:386-393. https://doi.org/10.1016/j.surg.2010.07.004</w:t>
       </w:r>
     </w:p>
     <w:p>
       <w:r>
-        <w:t xml:space="preserve">2. Catania VD, Lauriti G, Pierro A, Zani A. Open versus laparoscopic approach for intestinal malrotation in infants and children: a systematic review and meta-analysis. </w:t>
-      </w:r>
-      <w:r>
-        <w:rPr>
-          <w:i/>
-        </w:rPr>
-        <w:t>Pediatr Surg Int</w:t>
-      </w:r>
-      <w:r>
-        <w:t>. 2016;32(12):1157-1164.</w:t>
+        <w:t>2. Catania VD, Lauriti G, Pierro A, Zani A (2016) Open versus laparoscopic approach for intestinal malrotation in infants and children: a systematic review and meta-analysis. Pediatr Surg Int 32:1157-1164. https://doi.org/10.1007/s00383-016-3974-2</w:t>
       </w:r>
     </w:p>
     <w:p>
       <w:r>
-        <w:t xml:space="preserve">3. Lang Y, Chen Q, Wu M, Chen G, Liu W, Yuan C. Laparoscopic vs open Ladd's procedure for intestinal malrotation in infants and children: a systematic review and meta-analysis. </w:t>
-      </w:r>
-      <w:r>
-        <w:rPr>
-          <w:i/>
-        </w:rPr>
-        <w:t>Surg Innov</w:t>
-      </w:r>
-      <w:r>
-        <w:t>. 2026:15533506261460156.</w:t>
+        <w:t>3. Lang Y, Chen Q, Wu M, Chen G, Liu W, Yuan C (2026) Laparoscopic vs open Ladd's procedure for intestinal malrotation in infants and children: a systematic review and meta-analysis. Surg Innov 15533506261460156.</w:t>
       </w:r>
     </w:p>
     <w:p>
       <w:r>
-        <w:t xml:space="preserve">4. Zhang Z, Chen Y, Yan J. Laparoscopic versus open Ladd's procedure for intestinal malrotation in infants and children: a systematic review and meta-analysis. </w:t>
-      </w:r>
-      <w:r>
-        <w:rPr>
-          <w:i/>
-        </w:rPr>
-        <w:t>J Laparoendosc Adv Surg Tech A</w:t>
-      </w:r>
-      <w:r>
-        <w:t>. 2022;32(2):204-212.</w:t>
+        <w:t>4. Zhang Z, Chen Y, Yan J (2022) Laparoscopic versus open Ladd's procedure for intestinal malrotation in infants and children: a systematic review and meta-analysis. J Laparoendosc Adv Surg Tech A 32:204-212. https://doi.org/10.1089/lap.2021.0436</w:t>
       </w:r>
     </w:p>
     <w:p>
       <w:r>
-        <w:t xml:space="preserve">5. Johnston WR, Hwang R, Mattei P. Laparoscopic versus open Ladd procedure for midgut malrotation. </w:t>
-      </w:r>
-      <w:r>
-        <w:rPr>
-          <w:i/>
-        </w:rPr>
-        <w:t>J Pediatr Surg</w:t>
-      </w:r>
-      <w:r>
-        <w:t>. 2024;59(12):161673.</w:t>
+        <w:t>5. Johnston WR, Hwang R, Mattei P (2024) Laparoscopic versus open Ladd procedure for midgut malrotation. J Pediatr Surg 59:161673. https://doi.org/10.1016/j.jpedsurg.2024.08.013</w:t>
       </w:r>
     </w:p>
     <w:p>
       <w:r>
-        <w:t xml:space="preserve">6. Duy HP, Manh HV, Tran NX, Yoshimura S, Okata Y. Risk factors for postoperative volvulus and its laparoscopic management following laparoscopic Ladd's procedure in pediatric patients with intestinal malrotation: a single-center, retrospective cohort study. </w:t>
-      </w:r>
-      <w:r>
-        <w:rPr>
-          <w:i/>
-        </w:rPr>
-        <w:t>J Pediatr Surg</w:t>
-      </w:r>
-      <w:r>
-        <w:t>. 2025;60(7):162356.</w:t>
+        <w:t>6. Duy HP, Manh HV, Tran NX, Yoshimura S, Okata Y (2025) Risk factors for postoperative volvulus and its laparoscopic management following laparoscopic Ladd's procedure in pediatric patients with intestinal malrotation: a single-center, retrospective cohort study. J Pediatr Surg 60:162356. https://doi.org/10.1016/j.jpedsurg.2025.162356</w:t>
       </w:r>
     </w:p>
     <w:p>
       <w:r>
-        <w:t xml:space="preserve">7. Arnaud AP, Suply E, Eaton S, Blackburn SC, Giuliani S, Curry JI, et al. Laparoscopic Ladd's procedure for malrotation in infants and children is still a controversial approach. </w:t>
-      </w:r>
-      <w:r>
-        <w:rPr>
-          <w:i/>
-        </w:rPr>
-        <w:t>J Pediatr Surg</w:t>
-      </w:r>
-      <w:r>
-        <w:t>. 2019;54(9):1843-1847.</w:t>
+        <w:t>7. Arnaud AP, Suply E, Eaton S, Blackburn SC, Giuliani S, Curry JI, et al (2019) Laparoscopic Ladd's procedure for malrotation in infants and children is still a controversial approach. J Pediatr Surg 54:1843-1847. https://doi.org/10.1016/j.jpedsurg.2018.09.023</w:t>
       </w:r>
     </w:p>
     <w:p>
       <w:r>
-        <w:t xml:space="preserve">8. El-Gohary Y, Alagtal M, Gillick J. Long-term complications following operative intervention for intestinal malrotation: a 10-year review. </w:t>
-      </w:r>
-      <w:r>
-        <w:rPr>
-          <w:i/>
-        </w:rPr>
-        <w:t>Pediatr Surg Int</w:t>
-      </w:r>
-      <w:r>
-        <w:t>. 2010;26(2):203-206.</w:t>
+        <w:t>8. El-Gohary Y, Alagtal M, Gillick J (2010) Long-term complications following operative intervention for intestinal malrotation: a 10-year review. Pediatr Surg Int 26:203-206. https://doi.org/10.1007/s00383-009-2483-y</w:t>
       </w:r>
     </w:p>
     <w:p>
       <w:r>
-        <w:t xml:space="preserve">9. Salehi Karlslätt K, Husberg B, Ullberg U, Nordenskjöld A, Wester T. Intestinal malrotation in children: clinical presentation and outcomes. </w:t>
-      </w:r>
-      <w:r>
-        <w:rPr>
-          <w:i/>
-        </w:rPr>
-        <w:t>Eur J Pediatr Surg</w:t>
-      </w:r>
-      <w:r>
-        <w:t>. 2024;34(3):228-235.</w:t>
+        <w:t>9. Salehi Karlslätt K, Husberg B, Ullberg U, Nordenskjöld A, Wester T (2024) Intestinal malrotation in children: clinical presentation and outcomes. Eur J Pediatr Surg 34:228-235. https://doi.org/10.1055/s-0043-1764239</w:t>
       </w:r>
     </w:p>
     <w:p>
       <w:r>
-        <w:t xml:space="preserve">10. Eksarko P, Nazir S, Kessler E, LeBlanc P, Zeidman M, Asarian AP, et al. Duodenal web associated with malrotation and review of literature. </w:t>
-      </w:r>
-      <w:r>
-        <w:rPr>
-          <w:i/>
-        </w:rPr>
-        <w:t>J Surg Case Rep</w:t>
-      </w:r>
-      <w:r>
-        <w:t>. 2013;2013(12):rjt110.</w:t>
+        <w:t>10. Eksarko P, Nazir S, Kessler E, LeBlanc P, Zeidman M, Asarian AP, et al (2013) Duodenal web associated with malrotation and review of literature. J Surg Case Rep 2013:rjt110. https://doi.org/10.1093/jscr/rjt110</w:t>
       </w:r>
     </w:p>
     <w:p>
       <w:r>
-        <w:t xml:space="preserve">11. Gomaa IA, Mirande MD, Armenia SJ, Aboelmaaty S, Dozois EJ, Perry WRG. Intestinal malrotation in the adult population: diagnosis, management, and outcomes after laparoscopic Ladd procedure. </w:t>
-      </w:r>
-      <w:r>
-        <w:rPr>
-          <w:i/>
-        </w:rPr>
-        <w:t>J Gastrointest Surg</w:t>
-      </w:r>
-      <w:r>
-        <w:t>. 2024;28(8):1339-1343.</w:t>
+        <w:t>11. Gomaa IA, Mirande MD, Armenia SJ, Aboelmaaty S, Dozois EJ, Perry WRG (2024) Intestinal malrotation in the adult population: diagnosis, management, and outcomes after laparoscopic Ladd procedure. J Gastrointest Surg 28:1339-1343. https://doi.org/10.1016/j.gassur.2024.05.024</w:t>
       </w:r>
     </w:p>
     <w:p>
       <w:r>
-        <w:t xml:space="preserve">12. Xie W, Li Z, Wang Q, Wang L, Pan Y, Lu C. Laparoscopic vs open Ladd's procedure for malrotation in neonates and infants: a propensity score matching analysis. </w:t>
-      </w:r>
-      <w:r>
-        <w:rPr>
-          <w:i/>
-        </w:rPr>
-        <w:t>BMC Surg</w:t>
-      </w:r>
-      <w:r>
-        <w:t>. 2022;22(1):25.</w:t>
+        <w:t>12. Xie W, Li Z, Wang Q, Wang L, Pan Y, Lu C (2022) Laparoscopic vs open Ladd's procedure for malrotation in neonates and infants: a propensity score matching analysis. BMC Surg 22:25. https://doi.org/10.1186/s12893-022-01487-1</w:t>
       </w:r>
     </w:p>
     <w:p>
       <w:r>
-        <w:t xml:space="preserve">13. Skertich NJ, Ingram MC, Grunvald M, Ritz E, Pillai S, Madonna MB, et al. Outcomes of laparoscopic versus open Ladd procedures and risk factors for conversion. </w:t>
-      </w:r>
-      <w:r>
-        <w:rPr>
-          <w:i/>
-        </w:rPr>
-        <w:t>J Laparoendosc Adv Surg Tech A</w:t>
-      </w:r>
-      <w:r>
-        <w:t>. 2021;31(3):336-342.</w:t>
+        <w:t>13. Skertich NJ, Ingram MC, Grunvald M, Ritz E, Pillai S, Madonna MB, et al (2021) Outcomes of laparoscopic versus open Ladd procedures and risk factors for conversion. J Laparoendosc Adv Surg Tech A 31:336-342. https://doi.org/10.1089/lap.2020.0712</w:t>
       </w:r>
     </w:p>
     <w:p>
       <w:r>
-        <w:t xml:space="preserve">14. Zeng X, Lian N, Wang X, Du D. Abnormal anatomical landmarks: the guide points of laparoscopic Ladd's surgery for neonatal congenital intestinal malrotation. </w:t>
-      </w:r>
-      <w:r>
-        <w:rPr>
-          <w:i/>
-        </w:rPr>
-        <w:t>Surg Endosc</w:t>
-      </w:r>
-      <w:r>
-        <w:t>. 2025;39(7):4386-4391.</w:t>
+        <w:t>14. Zeng X, Lian N, Wang X, Du D (2025) Abnormal anatomical landmarks: the guide points of laparoscopic Ladd's surgery for neonatal congenital intestinal malrotation. Surg Endosc 39:4386-4391. https://doi.org/10.1007/s00464-025-11764-8</w:t>
       </w:r>
     </w:p>
     <w:p>
       <w:r>
-        <w:t xml:space="preserve">15. von Elm E, Altman DG, Egger M, Pocock SJ, Gøtzsche PC, Vandenbroucke JP; STROBE Initiative. The Strengthening the Reporting of Observational Studies in Epidemiology (STROBE) statement: guidelines for reporting observational studies. </w:t>
-      </w:r>
-      <w:r>
-        <w:rPr>
-          <w:i/>
-        </w:rPr>
-        <w:t>Lancet</w:t>
-      </w:r>
-      <w:r>
-        <w:t>. 2007;370(9596):1453-1457.</w:t>
+        <w:t>15. von Elm E, Altman DG, Egger M, Pocock SJ, Gøtzsche PC, Vandenbroucke JP; STROBE Initiative (2007) The Strengthening the Reporting of Observational Studies in Epidemiology (STROBE) statement: guidelines for reporting observational studies. Lancet 370:1453-1457. https://doi.org/10.1016/S0140-6736(07)61602-X</w:t>
       </w:r>
     </w:p>
     <w:p>
       <w:r>
-        <w:t xml:space="preserve">16. Byrt T, Bishop J, Carlin JB. Bias, prevalence and kappa. </w:t>
-      </w:r>
-      <w:r>
-        <w:rPr>
-          <w:i/>
-        </w:rPr>
-        <w:t>J Clin Epidemiol</w:t>
-      </w:r>
-      <w:r>
-        <w:t>. 1993;46(5):423-429.</w:t>
+        <w:t>16. Byrt T, Bishop J, Carlin JB (1993) Bias, prevalence and kappa. J Clin Epidemiol 46:423-429. https://doi.org/10.1016/0895-4356(93)90018-V</w:t>
       </w:r>
     </w:p>
     <w:p>
       <w:r>
-        <w:t xml:space="preserve">17. Newcombe RG. Interval estimation for the difference between independent proportions: comparison of eleven methods. </w:t>
-      </w:r>
-      <w:r>
-        <w:rPr>
-          <w:i/>
-        </w:rPr>
-        <w:t>Stat Med</w:t>
-      </w:r>
-      <w:r>
-        <w:t>. 1998;17(8):873-890.</w:t>
+        <w:t>17. Newcombe RG (1998) Interval estimation for the difference between independent proportions: comparison of eleven methods. Stat Med 17:873-890. https://doi.org/10.1002/(SICI)1097-0258(19980430)17:8&lt;873::AID-SIM779&gt;3.0.CO;2-I</w:t>
       </w:r>
     </w:p>
     <w:p>
       <w:r>
-        <w:t xml:space="preserve">18. Holm S. A simple sequentially rejective multiple test procedure. </w:t>
-      </w:r>
-      <w:r>
-        <w:rPr>
-          <w:i/>
-        </w:rPr>
-        <w:t>Scand J Stat</w:t>
-      </w:r>
-      <w:r>
-        <w:t>. 1979;6(2):65-70.</w:t>
+        <w:t>18. Holm S (1979) A simple sequentially rejective multiple test procedure. Scand J Stat 6:65-70.</w:t>
       </w:r>
     </w:p>
     <w:p>
       <w:r>
-        <w:t xml:space="preserve">19. Aalen OO, Johansen S. An empirical transition matrix for non-homogeneous Markov chains based on censored observations. </w:t>
-      </w:r>
-      <w:r>
-        <w:rPr>
-          <w:i/>
-        </w:rPr>
-        <w:t>Scand J Stat</w:t>
-      </w:r>
-      <w:r>
-        <w:t>. 1978;5(3):141-150.</w:t>
+        <w:t>19. Aalen OO, Johansen S (1978) An empirical transition matrix for non-homogeneous Markov chains based on censored observations. Scand J Stat 5:141-150.</w:t>
       </w:r>
     </w:p>
     <w:p>
       <w:r>
-        <w:t xml:space="preserve">20. Firth D. Bias reduction of maximum likelihood estimates. </w:t>
-      </w:r>
-      <w:r>
-        <w:rPr>
-          <w:i/>
-        </w:rPr>
-        <w:t>Biometrika</w:t>
-      </w:r>
-      <w:r>
-        <w:t>. 1993;80(1):27-38.</w:t>
+        <w:t>20. Firth D (1993) Bias reduction of maximum likelihood estimates. Biometrika 80:27-38. https://doi.org/10.1093/biomet/80.1.27</w:t>
       </w:r>
     </w:p>
     <w:p>
       <w:r>
-        <w:t xml:space="preserve">21. VanderWeele TJ, Ding P. Sensitivity analysis in observational research: introducing the E-value. </w:t>
-      </w:r>
-      <w:r>
-        <w:rPr>
-          <w:i/>
-        </w:rPr>
-        <w:t>Ann Intern Med</w:t>
-      </w:r>
-      <w:r>
-        <w:t>. 2017;167(4):268-274.</w:t>
+        <w:t>21. VanderWeele TJ, Ding P (2017) Sensitivity analysis in observational research: introducing the E-value. Ann Intern Med 167:268-274. https://doi.org/10.7326/M16-2607</w:t>
       </w:r>
     </w:p>
     <w:p>
       <w:r>
-        <w:t xml:space="preserve">22. Bass KD, Rothenberg SS, Chang JH. Laparoscopic Ladd's procedure in infants with malrotation. </w:t>
-      </w:r>
-      <w:r>
-        <w:rPr>
-          <w:i/>
-        </w:rPr>
-        <w:t>J Pediatr Surg</w:t>
-      </w:r>
-      <w:r>
-        <w:t>. 1998;33(2):279-281.</w:t>
+        <w:t>22. Bass KD, Rothenberg SS, Chang JH (1998) Laparoscopic Ladd's procedure in infants with malrotation. J Pediatr Surg 33:279-281. https://doi.org/10.1016/S0022-3468(98)90447-X</w:t>
       </w:r>
     </w:p>
     <w:p>
       <w:r>
-        <w:t xml:space="preserve">23. da Costa KM, Saxena AK. Laparoscopic Ladd procedure for malrotation in newborns and infants. </w:t>
-      </w:r>
-      <w:r>
-        <w:rPr>
-          <w:i/>
-        </w:rPr>
-        <w:t>Am Surg</w:t>
-      </w:r>
-      <w:r>
-        <w:t>. 2021;87(2):253-258.</w:t>
+        <w:t>23. da Costa KM, Saxena AK (2021) Laparoscopic Ladd procedure for malrotation in newborns and infants. Am Surg 87:253-258. https://doi.org/10.1177/0003134820951424</w:t>
       </w:r>
     </w:p>
     <w:p>
       <w:r>
-        <w:t xml:space="preserve">24. Takamoto N, Aso S, Konishi T, Fujiogi M, Kutsukake M, Yanagida Y, et al. Effect of adhesion barrier use during Ladd procedure for intestinal malrotation on postoperative midgut volvulus and postoperative small-bowel obstruction: a retrospective cohort study using a national inpatient database. </w:t>
-      </w:r>
-      <w:r>
-        <w:rPr>
-          <w:i/>
-        </w:rPr>
-        <w:t>J Am Coll Surg</w:t>
-      </w:r>
-      <w:r>
-        <w:t>. 2026;242(5):1279-1288.</w:t>
+        <w:t>24. Takamoto N, Aso S, Konishi T, Fujiogi M, Kutsukake M, Yanagida Y, et al (2026) Effect of adhesion barrier use during Ladd procedure for intestinal malrotation on postoperative midgut volvulus and postoperative small-bowel obstruction: a retrospective cohort study using a national inpatient database. J Am Coll Surg 242:1279-1288. https://doi.org/10.1097/XCS.0000000000001693</w:t>
       </w:r>
     </w:p>
     <w:p>
       <w:r>
-        <w:t xml:space="preserve">25. Austin PC. Balance diagnostics for comparing the distribution of baseline covariates between treatment groups in propensity-score matched samples. </w:t>
-      </w:r>
-      <w:r>
-        <w:rPr>
-          <w:i/>
-        </w:rPr>
-        <w:t>Stat Med</w:t>
-      </w:r>
-      <w:r>
-        <w:t>. 2009;28(25):3083-3107.</w:t>
+        <w:t>25. Austin PC (2009) Balance diagnostics for comparing the distribution of baseline covariates between treatment groups in propensity-score matched samples. Stat Med 28:3083-3107. https://doi.org/10.1002/sim.3697</w:t>
       </w:r>
     </w:p>
     <w:p>

--- a/PedSurgInt_submission.docx
+++ b/PedSurgInt_submission.docx
@@ -9425,7 +9425,7 @@
     </w:p>
     <w:p>
       <w:r>
-        <w:t>3. Lang Y, Chen Q, Wu M, Chen G, Liu W, Yuan C (2026) Laparoscopic vs open Ladd's procedure for intestinal malrotation in infants and children: a systematic review and meta-analysis. Surg Innov 15533506261460156.</w:t>
+        <w:t>3. Lang Y, Chen Q, Wu M, Chen G, Liu W, Yuan C (2026) Laparoscopic vs open Ladd's procedure for intestinal malrotation in infants and children: a systematic review and meta-analysis. Surg Innov 15533506261460156. https://doi.org/10.1177/15533506261460156</w:t>
       </w:r>
     </w:p>
     <w:p>

--- a/PedSurgInt_submission.docx
+++ b/PedSurgInt_submission.docx
@@ -9282,7 +9282,7 @@
         <w:t>Competing interests.</w:t>
       </w:r>
       <w:r>
-        <w:t xml:space="preserve"> Jun Shu, Kai Zheng, Hongqiang Bian, Jun Yang, and Xin Wang have no conflicts of interest or financial ties to disclose.</w:t>
+        <w:t xml:space="preserve"> The authors have no relevant financial or non-financial interests to disclose.</w:t>
       </w:r>
     </w:p>
     <w:p>

--- a/PedSurgInt_submission.docx
+++ b/PedSurgInt_submission.docx
@@ -93,7 +93,7 @@
         <w:t>Word count:</w:t>
       </w:r>
       <w:r>
-        <w:t xml:space="preserve"> Abstract 194 · Main text 4201</w:t>
+        <w:t xml:space="preserve"> Abstract 194 · Main text 4246</w:t>
       </w:r>
     </w:p>
     <w:p>
@@ -317,7 +317,7 @@
     </w:p>
     <w:p>
       <w:r>
-        <w:t>The institutional intestinal-malrotation database contained 499 children with an operative record. The index operation was the earliest primary Ladd-type operation recorded, identified by searching the Chinese-language procedure name and coded diagnosis for five terms denoting the Ladd procedure, derotation, intestinal rotation, the midgut, and malrotation (Supplementary Table S2). Applying that same rule to each child's earliest recorded operation excluded 31 children whose earliest operation matched none of the five terms—most often a diaphragmatic hernia repair, another intestinal atresia, or an appendectomy that preceded any malrotation-related admission—leaving 468 (itemized in Fig. 1). Because the earliest recorded operation among the remainder is not always the first Ladd procedure, every record whose earliest operation was a diagnostic endoscopy or biopsy, or whose coded diagnosis indicated a previous repair, was adjudicated case by case (§2.4); 19 were reviewed and 18 excluded. Separately, in 3 children whose earliest recorded operation was a preliminary procedure on the same admission, the index date was corrected to the nearby operation that was unambiguously the primary Ladd; only one of these three coincided with the 19-child review, and that child was excluded rather than retained. No child was excluded for age (oldest 14.2 years). The final cohort was 450 children (Fig. 1); no a priori sample-size calculation was performed.</w:t>
+        <w:t>The institutional intestinal-malrotation database contained 499 children with an operative record. The index operation was the earliest primary Ladd-type operation recorded, identified by searching the Chinese-language procedure name and coded diagnosis for five terms denoting the Ladd procedure, derotation, intestinal rotation, the midgut, and malrotation (Supplementary Table S2). Applying that same rule to each child’s earliest recorded operation excluded 31 children whose earliest operation matched none of the five terms—most often a diaphragmatic hernia repair, another intestinal atresia, or an appendectomy that preceded any malrotation-related admission—leaving 468 (itemized in Fig. 1). Because the earliest recorded operation among the remainder is not always the first Ladd procedure, every record whose earliest operation was a diagnostic endoscopy or biopsy, or whose coded diagnosis indicated a previous repair, was adjudicated case by case (§2.4); 19 were reviewed and 18 excluded. Separately, in 3 children whose earliest recorded operation was a preliminary procedure on the same admission, the index date was corrected to the nearby operation that was unambiguously the primary Ladd; only one of these three coincided with the 19-child review, and that child was excluded rather than retained. No child was excluded for age (oldest 14.2 years). The final cohort was 450 children (Fig. 1); no a priori sample-size calculation was performed.</w:t>
       </w:r>
     </w:p>
     <w:p>
@@ -590,12 +590,12 @@
         <w:t>not prespecified</w:t>
       </w:r>
       <w:r>
-        <w:t>; it was prompted by the bimodal ages of the 12 duodenal-obstruction reoperations and by the recognition that age predicts both outcome and approach. We report it alongside the unstratified estimate, not in place of it; no formal age-by-approach interaction test was performed (§4). Because the principal comparison is null, we report the risk difference with its confidence interval and the study's power, so that it is read as a bounded absence of evidence rather than as equivalence.</w:t>
+        <w:t>; it was prompted by the bimodal ages of the 12 duodenal-obstruction reoperations and by the recognition that age predicts both outcome and approach. We report it alongside the unstratified estimate, not in place of it; no formal age-by-approach interaction test was performed (§4). Because the principal comparison is null, we report the risk difference with its confidence interval and the study’s power, so that it is read as a bounded absence of evidence rather than as equivalence.</w:t>
       </w:r>
     </w:p>
     <w:p>
       <w:r>
-        <w:t>Sex was analysed as a reporting variable throughout: cohort composition, the primary outcome, and the principal cause-specific comparison are each reported separately for boys and girls (§3.8). Sex, age, index operation date, and index approach were complete for all 450 children. Text used for keyword ascertainment of associated anomalies was unavailable for 6/450 (1.3%); these were imputed as anomaly-absent, biasing anomaly-related associations toward the null. Analyses used Python 3.13 (NumPy 2.5, SciPy 1.18, pandas 2.3, lifelines 0.30).</w:t>
+        <w:t>Sex was analysed as a reporting variable throughout: cohort composition, the primary outcome, and the principal cause-specific comparison are each reported separately for boys and girls (§3.8). Sex, age, index operation date, and index approach were complete for all 450 children. Text used for keyword ascertainment of associated anomalies was unavailable for 6/450 (1.3%); these were imputed as anomaly-absent, biasing anomaly-related associations toward the null. Analyses used Python 3.13 (NumPy 2.5, SciPy 1.18, pandas 2.3, lifelines 0.30). A large language model was used to assist with language editing and with checking the internal consistency of reported numbers; it was not used to generate data, to perform any analysis, or to draw conclusions, and the authors take full responsibility for the content (Declarations).</w:t>
       </w:r>
     </w:p>
     <w:p>
@@ -4658,7 +4658,7 @@
     </w:p>
     <w:p>
       <w:r>
-        <w:t xml:space="preserve">* Fisher exact test on rates with the full cohort as denominator (255 laparoscopic, 195 open-related); conditional exact (Cornfield) 95% confidence intervals; Holm's step-down correction across the six cause-specific comparisons. </w:t>
+        <w:t xml:space="preserve">* Fisher exact test on rates with the full cohort as denominator (255 laparoscopic, 195 open-related); conditional exact (Cornfield) 95% confidence intervals; Holm’s step-down correction across the six cause-specific comparisons. </w:t>
       </w:r>
       <w:r>
         <w:rPr>
@@ -6918,7 +6918,7 @@
     </w:p>
     <w:p>
       <w:r>
-        <w:t>Wilson 95% confidence intervals for proportions, Newcombe for the risk difference, conditional exact (Cornfield) for odds ratios. The competing event occurred only after open-related surgery (16 deaths versus none after laparoscopic completion), so its cause-specific hazard ratio is not estimable. The comparator is not internally homogeneous (row 6), and the intention-to-treat row moves exactly that subgroup. Firth p values are from the penalized likelihood-ratio test with the coefficient of interest constrained to zero within the full design matrix; its 95% confidence intervals are Wald-type and under (quasi-)complete separation need not agree with that p value. The era split (2017) is the median calendar year of the laparoscopic group's own index operations, fixed by that definition rather than chosen from the outcome data; index year enters the Firth model as a continuous, standardized (z-score) covariate. The consensus-adjudicated subsample comprises the members of that pool who remain in the cohort—35 reoperations plus 89 non-reoperated children sampled at random, 124 in all; because every case and a random fraction of non-cases were included, odds ratios are estimable from it but rates are not. Within it the keyword rule and the blinded reviewer consensus disagreed on 5 of 124 children (4.0%). Every analysis of the overall rate is null, but against the observed open-related rate of 6.2% the study had 19% power to detect an odds ratio of 1.5 and 51% for 2.0, so this is a bounded absence of evidence, not evidence of equivalence.</w:t>
+        <w:t>Wilson 95% confidence intervals for proportions, Newcombe for the risk difference, conditional exact (Cornfield) for odds ratios. The competing event occurred only after open-related surgery (16 deaths versus none after laparoscopic completion), so its cause-specific hazard ratio is not estimable. The comparator is not internally homogeneous (row 6), and the intention-to-treat row moves exactly that subgroup. Firth p values are from the penalized likelihood-ratio test with the coefficient of interest constrained to zero within the full design matrix; its 95% confidence intervals are Wald-type and under (quasi-)complete separation need not agree with that p value. The era split (2017) is the median calendar year of the laparoscopic group’s own index operations, fixed by that definition rather than chosen from the outcome data; index year enters the Firth model as a continuous, standardized (z-score) covariate. The consensus-adjudicated subsample comprises the members of that pool who remain in the cohort—35 reoperations plus 89 non-reoperated children sampled at random, 124 in all; because every case and a random fraction of non-cases were included, odds ratios are estimable from it but rates are not. Within it the keyword rule and the blinded reviewer consensus disagreed on 5 of 124 children (4.0%). Every analysis of the overall rate is null, but against the observed open-related rate of 6.2% the study had 19% power to detect an odds ratio of 1.5 and 51% for 2.0, so this is a bounded absence of evidence, not evidence of equivalence.</w:t>
       </w:r>
     </w:p>
     <w:p>
@@ -7776,7 +7776,7 @@
         <w:rPr>
           <w:b/>
         </w:rPr>
-        <w:t>(a)</w:t>
+        <w:t>a</w:t>
       </w:r>
       <w:r>
         <w:t xml:space="preserve"> Every one of the 12 cases plotted by age on a logarithmic scale, colored by index approach. The distribution is bimodal—six neonates operated at 4–11 days and six children operated at 6.6–13.1 years—with no case between 11 days and 6.6 years. </w:t>
@@ -7785,7 +7785,7 @@
         <w:rPr>
           <w:b/>
         </w:rPr>
-        <w:t>(b)</w:t>
+        <w:t>b</w:t>
       </w:r>
       <w:r>
         <w:t xml:space="preserve"> Cause-specific rate within each age stratum, using all children of that age and approach as the denominator; numerals are events over denominator. No open-related child had this outcome in any stratum. Among neonates, where the two arms are of comparable size, the risk difference is 4.2 percentage points (6/142 vs. 0/163, 95% CI 1.0–8.9); this is also the stratum in which all three technically deficient index operations were found. Beyond one year the rate after laparoscopy is 8.5% and every case was adhesive, but only 13 children of that age were operated open, so the stratum contributes no evidence about approach</w:t>
@@ -9109,7 +9109,7 @@
         <w:t>a</w:t>
       </w:r>
       <w:r>
-        <w:t xml:space="preserve"> Gray's test on the subdistribution hazard (χ²=7.01, p=0.008), treating reoperation for another cause and confirmed death as competing events. Sixteen open-related neonates died within the window without having been reoperated, at a median of 1 day (IQR 0–2; 7 on the day of operation), before the days 16–22 in which all six duodenal reoperations occurred. Those children therefore lost their entire period at risk, and the expected number of unobserved duodenal reoperations among them is 0.68; one such event would raise p from 0.010 to 0.053. Children who reached a reoperation before dying are counted as outcomes, not as competing events. An unmeasured confounder would need to be associated with both approach and outcome by a risk ratio of at least 2.10 (E-value for the exact lower bound of 1.38) to move that bound to 1 [21]. The three index operations judged technically deficient were performed in 2016, 2017, and 2022; the three neonatal adhesion-mechanism cases in 2014 and 2015. The fall in the neonatal laparoscopic rate across eras is therefore attributable to the adhesion cases, not to the technical ones. Only 13 children aged ≥1 year were operated open, so that stratum has almost no power to detect a difference: its risk difference of +8.5 percentage points spans −14.8 to +17.2 (Newcombe). The neonatal comparison is not robust to a single unobserved competing event (§4). Applying Holm's correction across the three age strata for persistent duodenal obstruction leaves the neonatal comparison significant (adjusted p=0.029); if all six stratum-by-outcome comparisons in this table are treated as one family, the adjusted p is 0.058 and no longer falls below 0.05. Both are reported so that either family definition can be applied. Because no open-related child had this outcome in any stratum, the Mantel–Haenszel odds ratio pooled across the three age strata is not estimable, as is the crude unstratified odds ratio; the age dependence is therefore shown as rates rather than as a ratio, since children aged ≥1 year had both a higher background rate of duodenal-type reoperation (6/84, 7.1%, versus 6/305, 2.0% in neonates) and a much higher probability of being operated laparoscopically (85% versus 47%). This stratification was post hoc (§2.5).</w:t>
+        <w:t xml:space="preserve"> Gray’s test on the subdistribution hazard (χ²=7.01, p=0.008), treating reoperation for another cause and confirmed death as competing events. Sixteen open-related neonates died within the window without having been reoperated, at a median of 1 day (IQR 0–2; 7 on the day of operation), before the days 16–22 in which all six duodenal reoperations occurred. Those children therefore lost their entire period at risk, and the expected number of unobserved duodenal reoperations among them is 0.68; one such event would raise p from 0.010 to 0.053. Children who reached a reoperation before dying are counted as outcomes, not as competing events. An unmeasured confounder would need to be associated with both approach and outcome by a risk ratio of at least 2.10 (E-value for the exact lower bound of 1.38) to move that bound to 1 [21]. The three index operations judged technically deficient were performed in 2016, 2017, and 2022; the three neonatal adhesion-mechanism cases in 2014 and 2015. The fall in the neonatal laparoscopic rate across eras is therefore attributable to the adhesion cases, not to the technical ones. Only 13 children aged ≥1 year were operated open, so that stratum has almost no power to detect a difference: its risk difference of +8.5 percentage points spans −14.8 to +17.2 (Newcombe). The neonatal comparison is not robust to a single unobserved competing event (§4). Applying Holm’s correction across the three age strata for persistent duodenal obstruction leaves the neonatal comparison significant (adjusted p=0.029); if all six stratum-by-outcome comparisons in this table are treated as one family, the adjusted p is 0.058 and no longer falls below 0.05. Both are reported so that either family definition can be applied. Because no open-related child had this outcome in any stratum, the Mantel–Haenszel odds ratio pooled across the three age strata is not estimable, as is the crude unstratified odds ratio; the age dependence is therefore shown as rates rather than as a ratio, since children aged ≥1 year had both a higher background rate of duodenal-type reoperation (6/84, 7.1%, versus 6/305, 2.0% in neonates) and a much higher probability of being operated laparoscopically (85% versus 47%). This stratification was post hoc (§2.5).</w:t>
       </w:r>
     </w:p>
     <w:p>
@@ -9334,7 +9334,7 @@
         <w:rPr>
           <w:b/>
         </w:rPr>
-        <w:t>Authors' contributions.</w:t>
+        <w:t>Authors’ contributions.</w:t>
       </w:r>
       <w:r>
         <w:t xml:space="preserve"> </w:t>
@@ -9415,22 +9415,22 @@
     </w:p>
     <w:p>
       <w:r>
-        <w:t>1. Nehra D, Goldstein AM (2011) Intestinal malrotation: varied clinical presentation from infancy through adulthood. Surgery 149:386-393. https://doi.org/10.1016/j.surg.2010.07.004</w:t>
+        <w:t>1. Nehra D, Goldstein AM (2011) Intestinal malrotation: varied clinical presentation from infancy through adulthood. Surgery 149:386–393. https://doi.org/10.1016/j.surg.2010.07.004</w:t>
       </w:r>
     </w:p>
     <w:p>
       <w:r>
-        <w:t>2. Catania VD, Lauriti G, Pierro A, Zani A (2016) Open versus laparoscopic approach for intestinal malrotation in infants and children: a systematic review and meta-analysis. Pediatr Surg Int 32:1157-1164. https://doi.org/10.1007/s00383-016-3974-2</w:t>
+        <w:t>2. Catania VD, Lauriti G, Pierro A, Zani A (2016) Open versus laparoscopic approach for intestinal malrotation in infants and children: a systematic review and meta-analysis. Pediatr Surg Int 32:1157–1164. https://doi.org/10.1007/s00383-016-3974-2</w:t>
       </w:r>
     </w:p>
     <w:p>
       <w:r>
-        <w:t>3. Lang Y, Chen Q, Wu M, Chen G, Liu W, Yuan C (2026) Laparoscopic vs open Ladd's procedure for intestinal malrotation in infants and children: a systematic review and meta-analysis. Surg Innov 15533506261460156. https://doi.org/10.1177/15533506261460156</w:t>
+        <w:t>3. Lang Y, Chen Q, Wu M, Chen G, Liu W, Yuan C (2026) Laparoscopic vs open Ladd’s procedure for intestinal malrotation in infants and children: a systematic review and meta-analysis. Surg Innov 15533506261460156. https://doi.org/10.1177/15533506261460156</w:t>
       </w:r>
     </w:p>
     <w:p>
       <w:r>
-        <w:t>4. Zhang Z, Chen Y, Yan J (2022) Laparoscopic versus open Ladd's procedure for intestinal malrotation in infants and children: a systematic review and meta-analysis. J Laparoendosc Adv Surg Tech A 32:204-212. https://doi.org/10.1089/lap.2021.0436</w:t>
+        <w:t>4. Zhang Z, Chen Y, Yan J (2022) Laparoscopic versus open Ladd’s procedure for intestinal malrotation in infants and children: a systematic review and meta-analysis. J Laparoendosc Adv Surg Tech A 32:204–212. https://doi.org/10.1089/lap.2021.0436</w:t>
       </w:r>
     </w:p>
     <w:p>
@@ -9440,22 +9440,22 @@
     </w:p>
     <w:p>
       <w:r>
-        <w:t>6. Duy HP, Manh HV, Tran NX, Yoshimura S, Okata Y (2025) Risk factors for postoperative volvulus and its laparoscopic management following laparoscopic Ladd's procedure in pediatric patients with intestinal malrotation: a single-center, retrospective cohort study. J Pediatr Surg 60:162356. https://doi.org/10.1016/j.jpedsurg.2025.162356</w:t>
+        <w:t>6. Duy HP, Manh HV, Tran NX, Yoshimura S, Okata Y (2025) Risk factors for postoperative volvulus and its laparoscopic management following laparoscopic Ladd’s procedure in pediatric patients with intestinal malrotation: a single-center, retrospective cohort study. J Pediatr Surg 60:162356. https://doi.org/10.1016/j.jpedsurg.2025.162356</w:t>
       </w:r>
     </w:p>
     <w:p>
       <w:r>
-        <w:t>7. Arnaud AP, Suply E, Eaton S, Blackburn SC, Giuliani S, Curry JI, et al (2019) Laparoscopic Ladd's procedure for malrotation in infants and children is still a controversial approach. J Pediatr Surg 54:1843-1847. https://doi.org/10.1016/j.jpedsurg.2018.09.023</w:t>
+        <w:t>7. Arnaud AP, Suply E, Eaton S, Blackburn SC, Giuliani S, Curry JI, et al (2019) Laparoscopic Ladd’s procedure for malrotation in infants and children is still a controversial approach. J Pediatr Surg 54:1843–1847. https://doi.org/10.1016/j.jpedsurg.2018.09.023</w:t>
       </w:r>
     </w:p>
     <w:p>
       <w:r>
-        <w:t>8. El-Gohary Y, Alagtal M, Gillick J (2010) Long-term complications following operative intervention for intestinal malrotation: a 10-year review. Pediatr Surg Int 26:203-206. https://doi.org/10.1007/s00383-009-2483-y</w:t>
+        <w:t>8. El-Gohary Y, Alagtal M, Gillick J (2010) Long-term complications following operative intervention for intestinal malrotation: a 10-year review. Pediatr Surg Int 26:203–206. https://doi.org/10.1007/s00383-009-2483-y</w:t>
       </w:r>
     </w:p>
     <w:p>
       <w:r>
-        <w:t>9. Salehi Karlslätt K, Husberg B, Ullberg U, Nordenskjöld A, Wester T (2024) Intestinal malrotation in children: clinical presentation and outcomes. Eur J Pediatr Surg 34:228-235. https://doi.org/10.1055/s-0043-1764239</w:t>
+        <w:t>9. Salehi Karlslätt K, Husberg B, Ullberg U, Nordenskjöld A, Wester T (2024) Intestinal malrotation in children: clinical presentation and outcomes. Eur J Pediatr Surg 34:228–235. https://doi.org/10.1055/s-0043-1764239</w:t>
       </w:r>
     </w:p>
     <w:p>
@@ -9465,77 +9465,77 @@
     </w:p>
     <w:p>
       <w:r>
-        <w:t>11. Gomaa IA, Mirande MD, Armenia SJ, Aboelmaaty S, Dozois EJ, Perry WRG (2024) Intestinal malrotation in the adult population: diagnosis, management, and outcomes after laparoscopic Ladd procedure. J Gastrointest Surg 28:1339-1343. https://doi.org/10.1016/j.gassur.2024.05.024</w:t>
+        <w:t>11. Gomaa IA, Mirande MD, Armenia SJ, Aboelmaaty S, Dozois EJ, Perry WRG (2024) Intestinal malrotation in the adult population: diagnosis, management, and outcomes after laparoscopic Ladd procedure. J Gastrointest Surg 28:1339–1343. https://doi.org/10.1016/j.gassur.2024.05.024</w:t>
       </w:r>
     </w:p>
     <w:p>
       <w:r>
-        <w:t>12. Xie W, Li Z, Wang Q, Wang L, Pan Y, Lu C (2022) Laparoscopic vs open Ladd's procedure for malrotation in neonates and infants: a propensity score matching analysis. BMC Surg 22:25. https://doi.org/10.1186/s12893-022-01487-1</w:t>
+        <w:t>12. Xie W, Li Z, Wang Q, Wang L, Pan Y, Lu C (2022) Laparoscopic vs open Ladd’s procedure for malrotation in neonates and infants: a propensity score matching analysis. BMC Surg 22:25. https://doi.org/10.1186/s12893-022-01487-1</w:t>
       </w:r>
     </w:p>
     <w:p>
       <w:r>
-        <w:t>13. Skertich NJ, Ingram MC, Grunvald M, Ritz E, Pillai S, Madonna MB, et al (2021) Outcomes of laparoscopic versus open Ladd procedures and risk factors for conversion. J Laparoendosc Adv Surg Tech A 31:336-342. https://doi.org/10.1089/lap.2020.0712</w:t>
+        <w:t>13. Skertich NJ, Ingram MC, Grunvald M, Ritz E, Pillai S, Madonna MB, et al (2021) Outcomes of laparoscopic versus open Ladd procedures and risk factors for conversion. J Laparoendosc Adv Surg Tech A 31:336–342. https://doi.org/10.1089/lap.2020.0712</w:t>
       </w:r>
     </w:p>
     <w:p>
       <w:r>
-        <w:t>14. Zeng X, Lian N, Wang X, Du D (2025) Abnormal anatomical landmarks: the guide points of laparoscopic Ladd's surgery for neonatal congenital intestinal malrotation. Surg Endosc 39:4386-4391. https://doi.org/10.1007/s00464-025-11764-8</w:t>
+        <w:t>14. Zeng X, Lian N, Wang X, Du D (2025) Abnormal anatomical landmarks: the guide points of laparoscopic Ladd’s surgery for neonatal congenital intestinal malrotation. Surg Endosc 39:4386–4391. https://doi.org/10.1007/s00464-025-11764-8</w:t>
       </w:r>
     </w:p>
     <w:p>
       <w:r>
-        <w:t>15. von Elm E, Altman DG, Egger M, Pocock SJ, Gøtzsche PC, Vandenbroucke JP; STROBE Initiative (2007) The Strengthening the Reporting of Observational Studies in Epidemiology (STROBE) statement: guidelines for reporting observational studies. Lancet 370:1453-1457. https://doi.org/10.1016/S0140-6736(07)61602-X</w:t>
+        <w:t>15. von Elm E, Altman DG, Egger M, Pocock SJ, Gøtzsche PC, Vandenbroucke JP; STROBE Initiative (2007) The Strengthening the Reporting of Observational Studies in Epidemiology (STROBE) statement: guidelines for reporting observational studies. Lancet 370:1453–1457. https://doi.org/10.1016/S0140-6736(07)61602-X</w:t>
       </w:r>
     </w:p>
     <w:p>
       <w:r>
-        <w:t>16. Byrt T, Bishop J, Carlin JB (1993) Bias, prevalence and kappa. J Clin Epidemiol 46:423-429. https://doi.org/10.1016/0895-4356(93)90018-V</w:t>
+        <w:t>16. Byrt T, Bishop J, Carlin JB (1993) Bias, prevalence and kappa. J Clin Epidemiol 46:423–429. https://doi.org/10.1016/0895-4356(93)90018-V</w:t>
       </w:r>
     </w:p>
     <w:p>
       <w:r>
-        <w:t>17. Newcombe RG (1998) Interval estimation for the difference between independent proportions: comparison of eleven methods. Stat Med 17:873-890. https://doi.org/10.1002/(SICI)1097-0258(19980430)17:8&lt;873::AID-SIM779&gt;3.0.CO;2-I</w:t>
+        <w:t>17. Newcombe RG (1998) Interval estimation for the difference between independent proportions: comparison of eleven methods. Stat Med 17:873–890. https://doi.org/10.1002/(SICI)1097-0258(19980430)17:8&lt;873::AID-SIM779&gt;3.0.CO;2-I</w:t>
       </w:r>
     </w:p>
     <w:p>
       <w:r>
-        <w:t>18. Holm S (1979) A simple sequentially rejective multiple test procedure. Scand J Stat 6:65-70.</w:t>
+        <w:t>18. Holm S (1979) A simple sequentially rejective multiple test procedure. Scand J Stat 6:65–70.</w:t>
       </w:r>
     </w:p>
     <w:p>
       <w:r>
-        <w:t>19. Aalen OO, Johansen S (1978) An empirical transition matrix for non-homogeneous Markov chains based on censored observations. Scand J Stat 5:141-150.</w:t>
+        <w:t>19. Aalen OO, Johansen S (1978) An empirical transition matrix for non-homogeneous Markov chains based on censored observations. Scand J Stat 5:141–150.</w:t>
       </w:r>
     </w:p>
     <w:p>
       <w:r>
-        <w:t>20. Firth D (1993) Bias reduction of maximum likelihood estimates. Biometrika 80:27-38. https://doi.org/10.1093/biomet/80.1.27</w:t>
+        <w:t>20. Firth D (1993) Bias reduction of maximum likelihood estimates. Biometrika 80:27–38. https://doi.org/10.1093/biomet/80.1.27</w:t>
       </w:r>
     </w:p>
     <w:p>
       <w:r>
-        <w:t>21. VanderWeele TJ, Ding P (2017) Sensitivity analysis in observational research: introducing the E-value. Ann Intern Med 167:268-274. https://doi.org/10.7326/M16-2607</w:t>
+        <w:t>21. VanderWeele TJ, Ding P (2017) Sensitivity analysis in observational research: introducing the E-value. Ann Intern Med 167:268–274. https://doi.org/10.7326/M16-2607</w:t>
       </w:r>
     </w:p>
     <w:p>
       <w:r>
-        <w:t>22. Bass KD, Rothenberg SS, Chang JH (1998) Laparoscopic Ladd's procedure in infants with malrotation. J Pediatr Surg 33:279-281. https://doi.org/10.1016/S0022-3468(98)90447-X</w:t>
+        <w:t>22. Bass KD, Rothenberg SS, Chang JH (1998) Laparoscopic Ladd’s procedure in infants with malrotation. J Pediatr Surg 33:279–281. https://doi.org/10.1016/S0022-3468(98)90447-X</w:t>
       </w:r>
     </w:p>
     <w:p>
       <w:r>
-        <w:t>23. da Costa KM, Saxena AK (2021) Laparoscopic Ladd procedure for malrotation in newborns and infants. Am Surg 87:253-258. https://doi.org/10.1177/0003134820951424</w:t>
+        <w:t>23. da Costa KM, Saxena AK (2021) Laparoscopic Ladd procedure for malrotation in newborns and infants. Am Surg 87:253–258. https://doi.org/10.1177/0003134820951424</w:t>
       </w:r>
     </w:p>
     <w:p>
       <w:r>
-        <w:t>24. Takamoto N, Aso S, Konishi T, Fujiogi M, Kutsukake M, Yanagida Y, et al (2026) Effect of adhesion barrier use during Ladd procedure for intestinal malrotation on postoperative midgut volvulus and postoperative small-bowel obstruction: a retrospective cohort study using a national inpatient database. J Am Coll Surg 242:1279-1288. https://doi.org/10.1097/XCS.0000000000001693</w:t>
+        <w:t>24. Takamoto N, Aso S, Konishi T, Fujiogi M, Kutsukake M, Yanagida Y, et al (2026) Effect of adhesion barrier use during Ladd procedure for intestinal malrotation on postoperative midgut volvulus and postoperative small-bowel obstruction: a retrospective cohort study using a national inpatient database. J Am Coll Surg 242:1279–1288. https://doi.org/10.1097/XCS.0000000000001693</w:t>
       </w:r>
     </w:p>
     <w:p>
       <w:r>
-        <w:t>25. Austin PC (2009) Balance diagnostics for comparing the distribution of baseline covariates between treatment groups in propensity-score matched samples. Stat Med 28:3083-3107. https://doi.org/10.1002/sim.3697</w:t>
+        <w:t>25. Austin PC (2009) Balance diagnostics for comparing the distribution of baseline covariates between treatment groups in propensity-score matched samples. Stat Med 28:3083–3107. https://doi.org/10.1002/sim.3697</w:t>
       </w:r>
     </w:p>
     <w:p>
